--- a/templates/reception_template.docx
+++ b/templates/reception_template.docx
@@ -2,177 +2,209 @@
 <file path=word/document.xml><?xml version="1.0" encoding="utf-8"?>
 <w:document xmlns:wpc="http://schemas.microsoft.com/office/word/2010/wordprocessingCanvas" xmlns:mo="http://schemas.microsoft.com/office/mac/office/2008/main" xmlns:mc="http://schemas.openxmlformats.org/markup-compatibility/2006" xmlns:mv="urn:schemas-microsoft-com:mac:vml" xmlns:o="urn:schemas-microsoft-com:office:office" xmlns:r="http://schemas.openxmlformats.org/officeDocument/2006/relationships" xmlns:m="http://schemas.openxmlformats.org/officeDocument/2006/math" xmlns:v="urn:schemas-microsoft-com:vml" xmlns:wp14="http://schemas.microsoft.com/office/word/2010/wordprocessingDrawing" xmlns:wp="http://schemas.openxmlformats.org/drawingml/2006/wordprocessingDrawing" xmlns:w10="urn:schemas-microsoft-com:office:word" xmlns:w="http://schemas.openxmlformats.org/wordprocessingml/2006/main" xmlns:w14="http://schemas.microsoft.com/office/word/2010/wordml" xmlns:wpg="http://schemas.microsoft.com/office/word/2010/wordprocessingGroup" xmlns:wpi="http://schemas.microsoft.com/office/word/2010/wordprocessingInk" xmlns:wne="http://schemas.microsoft.com/office/word/2006/wordml" xmlns:wps="http://schemas.microsoft.com/office/word/2010/wordprocessingShape" mc:Ignorable="w14 wp14">
   <w:body>
+    <w:tbl>
+      <w:tblPr>
+        <w:tblW w:type="auto" w:w="0"/>
+        <w:tblLayout w:type="fixed"/>
+        <w:tblLook w:firstColumn="1" w:firstRow="1" w:lastColumn="0" w:lastRow="0" w:noHBand="0" w:noVBand="1" w:val="04A0"/>
+      </w:tblPr>
+      <w:tblGrid>
+        <w:gridCol w:w="1701"/>
+        <w:gridCol w:w="6236"/>
+        <w:gridCol w:w="1701"/>
+      </w:tblGrid>
+      <w:tr>
+        <w:tc>
+          <w:tcPr>
+            <w:tcW w:type="dxa" w:w="1701"/>
+            <w:vAlign w:val="center"/>
+            <w:tcBorders>
+              <w:top w:val="nil"/>
+              <w:left w:val="nil"/>
+              <w:bottom w:val="nil"/>
+              <w:right w:val="nil"/>
+            </w:tcBorders>
+          </w:tcPr>
+          <w:p>
+            <w:pPr>
+              <w:spacing w:after="0"/>
+              <w:jc w:val="center"/>
+            </w:pPr>
+            <w:r>
+              <w:drawing>
+                <wp:inline xmlns:a="http://schemas.openxmlformats.org/drawingml/2006/main" xmlns:pic="http://schemas.openxmlformats.org/drawingml/2006/picture">
+                  <wp:extent cx="936000" cy="936000"/>
+                  <wp:docPr id="1" name="Picture 1"/>
+                  <wp:cNvGraphicFramePr>
+                    <a:graphicFrameLocks noChangeAspect="1"/>
+                  </wp:cNvGraphicFramePr>
+                  <a:graphic>
+                    <a:graphicData uri="http://schemas.openxmlformats.org/drawingml/2006/picture">
+                      <pic:pic>
+                        <pic:nvPicPr>
+                          <pic:cNvPr id="0" name="logo.png"/>
+                          <pic:cNvPicPr/>
+                        </pic:nvPicPr>
+                        <pic:blipFill>
+                          <a:blip r:embed="rId9"/>
+                          <a:stretch>
+                            <a:fillRect/>
+                          </a:stretch>
+                        </pic:blipFill>
+                        <pic:spPr>
+                          <a:xfrm>
+                            <a:off x="0" y="0"/>
+                            <a:ext cx="936000" cy="936000"/>
+                          </a:xfrm>
+                          <a:prstGeom prst="rect"/>
+                        </pic:spPr>
+                      </pic:pic>
+                    </a:graphicData>
+                  </a:graphic>
+                </wp:inline>
+              </w:drawing>
+            </w:r>
+          </w:p>
+        </w:tc>
+        <w:tc>
+          <w:tcPr>
+            <w:tcW w:type="dxa" w:w="6236"/>
+            <w:vAlign w:val="center"/>
+            <w:tcBorders>
+              <w:top w:val="nil"/>
+              <w:left w:val="nil"/>
+              <w:bottom w:val="nil"/>
+              <w:right w:val="nil"/>
+            </w:tcBorders>
+          </w:tcPr>
+          <w:p>
+            <w:pPr>
+              <w:spacing w:after="20"/>
+              <w:jc w:val="center"/>
+            </w:pPr>
+            <w:r>
+              <w:rPr>
+                <w:b/>
+                <w:color w:val="0A3566"/>
+                <w:sz w:val="26"/>
+              </w:rPr>
+              <w:t>{{ clinic.name }}</w:t>
+            </w:r>
+          </w:p>
+          <w:p>
+            <w:pPr>
+              <w:spacing w:after="0"/>
+              <w:jc w:val="center"/>
+            </w:pPr>
+            <w:r>
+              <w:rPr>
+                <w:color w:val="555555"/>
+                <w:sz w:val="18"/>
+              </w:rPr>
+              <w:t>{{ clinic.address }}</w:t>
+            </w:r>
+          </w:p>
+          <w:p>
+            <w:pPr>
+              <w:spacing w:after="0"/>
+              <w:jc w:val="center"/>
+            </w:pPr>
+            <w:r>
+              <w:rPr>
+                <w:color w:val="555555"/>
+                <w:sz w:val="18"/>
+              </w:rPr>
+              <w:t>Тел: {{ clinic.phone }}</w:t>
+            </w:r>
+          </w:p>
+        </w:tc>
+        <w:tc>
+          <w:tcPr>
+            <w:tcW w:type="dxa" w:w="1701"/>
+            <w:vAlign w:val="center"/>
+            <w:tcBorders>
+              <w:top w:val="nil"/>
+              <w:left w:val="nil"/>
+              <w:bottom w:val="nil"/>
+              <w:right w:val="nil"/>
+            </w:tcBorders>
+          </w:tcPr>
+          <w:p>
+            <w:pPr>
+              <w:spacing w:after="0"/>
+              <w:jc w:val="center"/>
+            </w:pPr>
+            <w:r>
+              <w:drawing>
+                <wp:inline xmlns:a="http://schemas.openxmlformats.org/drawingml/2006/main" xmlns:pic="http://schemas.openxmlformats.org/drawingml/2006/picture">
+                  <wp:extent cx="936000" cy="936000"/>
+                  <wp:docPr id="2" name="Picture 2"/>
+                  <wp:cNvGraphicFramePr>
+                    <a:graphicFrameLocks noChangeAspect="1"/>
+                  </wp:cNvGraphicFramePr>
+                  <a:graphic>
+                    <a:graphicData uri="http://schemas.openxmlformats.org/drawingml/2006/picture">
+                      <pic:pic>
+                        <pic:nvPicPr>
+                          <pic:cNvPr id="0" name="qr.png"/>
+                          <pic:cNvPicPr/>
+                        </pic:nvPicPr>
+                        <pic:blipFill>
+                          <a:blip r:embed="rId10"/>
+                          <a:stretch>
+                            <a:fillRect/>
+                          </a:stretch>
+                        </pic:blipFill>
+                        <pic:spPr>
+                          <a:xfrm>
+                            <a:off x="0" y="0"/>
+                            <a:ext cx="936000" cy="936000"/>
+                          </a:xfrm>
+                          <a:prstGeom prst="rect"/>
+                        </pic:spPr>
+                      </pic:pic>
+                    </a:graphicData>
+                  </a:graphic>
+                </wp:inline>
+              </w:drawing>
+            </w:r>
+          </w:p>
+        </w:tc>
+      </w:tr>
+    </w:tbl>
     <w:p>
       <w:pPr>
+        <w:spacing w:before="0" w:after="80"/>
+        <w:pBdr>
+          <w:bottom w:val="single" w:sz="10" w:space="1" w:color="0A3566"/>
+        </w:pBdr>
+      </w:pPr>
+    </w:p>
+    <w:p>
+      <w:pPr>
+        <w:spacing w:before="40" w:after="20"/>
         <w:jc w:val="center"/>
       </w:pPr>
       <w:r>
         <w:rPr>
           <w:b/>
-          <w:sz w:val="26"/>
+          <w:color w:val="0A3566"/>
+          <w:sz w:val="24"/>
         </w:rPr>
-        <w:t>ЎЗБЕКИСТОН РЕСПУБЛИКАСИ СОҒЛИҚНИ САҚЛАШ ВАЗИРЛИГИ</w:t>
+        <w:t>QABUL VARAQASI  /  ЛИСТ ПРИЁМА</w:t>
       </w:r>
     </w:p>
     <w:p>
       <w:pPr>
-        <w:jc w:val="center"/>
-      </w:pPr>
-      <w:r>
-        <w:rPr>
-          <w:b/>
-          <w:sz w:val="26"/>
-        </w:rPr>
-        <w:t>ОТОРИНОЛАРИНГОЛОГИЯ КАСАЛЛИКЛАРИНИ ЗАМОНАВИЙ ТЕКШИРИШ ВА ДАВОЛАШ ХУСУСИЙ</w:t>
-      </w:r>
-    </w:p>
-    <w:p>
-      <w:pPr>
-        <w:jc w:val="center"/>
-      </w:pPr>
-      <w:r>
-        <w:rPr>
-          <w:b/>
-          <w:sz w:val="26"/>
-        </w:rPr>
-        <w:t>КЛИНИКАСИ</w:t>
-      </w:r>
-    </w:p>
-    <w:p>
-      <w:pPr>
-        <w:jc w:val="center"/>
-      </w:pPr>
-      <w:r>
-        <w:rPr>
-          <w:sz w:val="22"/>
-        </w:rPr>
-        <w:t xml:space="preserve">       * ЛОР</w:t>
-      </w:r>
-    </w:p>
-    <w:p>
-      <w:pPr>
-        <w:jc w:val="center"/>
-      </w:pPr>
-      <w:r>
-        <w:rPr>
-          <w:sz w:val="22"/>
-        </w:rPr>
-        <w:t xml:space="preserve">       * Ревматолог</w:t>
-      </w:r>
-    </w:p>
-    <w:p>
-      <w:pPr>
-        <w:jc w:val="center"/>
-      </w:pPr>
-      <w:r>
-        <w:rPr>
-          <w:sz w:val="22"/>
-        </w:rPr>
-        <w:t xml:space="preserve">       * Гирудотерапия (зулук билан даволаш)</w:t>
-      </w:r>
-    </w:p>
-    <w:p>
-      <w:pPr>
-        <w:jc w:val="center"/>
-      </w:pPr>
-      <w:r>
-        <w:rPr>
-          <w:sz w:val="22"/>
-        </w:rPr>
-        <w:t xml:space="preserve">       * Хиджама (банка ёрдамида даволаш)</w:t>
-      </w:r>
-    </w:p>
-    <w:p>
-      <w:pPr>
-        <w:jc w:val="center"/>
-      </w:pPr>
-      <w:r>
-        <w:rPr>
-          <w:sz w:val="22"/>
-        </w:rPr>
-        <w:t xml:space="preserve">       * Лаборатория</w:t>
-      </w:r>
-    </w:p>
-    <w:p>
-      <w:pPr>
-        <w:jc w:val="center"/>
-      </w:pPr>
-      <w:r>
-        <w:rPr>
-          <w:sz w:val="22"/>
-        </w:rPr>
-        <w:t xml:space="preserve">       * Массаж</w:t>
-      </w:r>
-    </w:p>
-    <w:p>
-      <w:pPr>
-        <w:jc w:val="center"/>
-      </w:pPr>
-      <w:r>
-        <w:rPr>
-          <w:sz w:val="22"/>
-        </w:rPr>
-      </w:r>
-    </w:p>
-    <w:p>
-      <w:pPr>
-        <w:jc w:val="left"/>
-      </w:pPr>
-      <w:r>
-        <w:rPr>
-          <w:sz w:val="20"/>
-        </w:rPr>
-        <w:t>Манзил: Сергели тумани, 7 - мавзе, 32-уй, 55 - хонадон</w:t>
-      </w:r>
-    </w:p>
-    <w:p>
-      <w:pPr>
-        <w:jc w:val="left"/>
-      </w:pPr>
-      <w:r>
-        <w:rPr>
-          <w:sz w:val="20"/>
-        </w:rPr>
-        <w:t>Телефонлар:  + 998 93 391 91 64     + 998 99 981 91 64</w:t>
-      </w:r>
-    </w:p>
-    <w:p/>
-    <w:p>
-      <w:pPr>
-        <w:jc w:val="center"/>
-      </w:pPr>
-      <w:r>
-        <w:rPr>
-          <w:b/>
-          <w:sz w:val="28"/>
-        </w:rPr>
-        <w:t>QABUL VARAQASI</w:t>
-      </w:r>
-    </w:p>
-    <w:p>
-      <w:pPr>
+        <w:spacing w:before="0" w:after="80"/>
         <w:jc w:val="center"/>
       </w:pPr>
       <w:r>
         <w:rPr>
           <w:color w:val="555555"/>
-          <w:sz w:val="20"/>
+          <w:sz w:val="18"/>
         </w:rPr>
-        <w:t>Sana: {{ reception.date }}    №{{ reception.id }}</w:t>
-      </w:r>
-    </w:p>
-    <w:p/>
-    <w:p>
-      <w:pPr>
-        <w:jc w:val="left"/>
-      </w:pPr>
-      <w:r>
-        <w:rPr>
-          <w:b/>
-          <w:color w:val="111111"/>
-          <w:sz w:val="24"/>
-        </w:rPr>
-        <w:t>BEMOR HAQIDA MA'LUMOT</w:t>
+        <w:t>Sana / Дата: {{ reception.date }}    №{{ reception.id }}</w:t>
       </w:r>
     </w:p>
     <w:tbl>
@@ -182,26 +214,33 @@
         <w:tblLook w:firstColumn="1" w:firstRow="1" w:lastColumn="0" w:lastRow="0" w:noHBand="0" w:noVBand="1" w:val="04A0"/>
       </w:tblPr>
       <w:tblGrid>
-        <w:gridCol w:w="3118"/>
-        <w:gridCol w:w="6520"/>
+        <w:gridCol w:w="2635"/>
+        <w:gridCol w:w="2635"/>
+        <w:gridCol w:w="2635"/>
+        <w:gridCol w:w="2635"/>
       </w:tblGrid>
       <w:tr>
         <w:tc>
           <w:tcPr>
-            <w:tcW w:type="dxa" w:w="3118"/>
+            <w:tcW w:type="dxa" w:w="1701"/>
             <w:vAlign w:val="center"/>
             <w:tcBorders>
-              <w:top w:val="single" w:sz="4" w:color="808080"/>
-              <w:left w:val="single" w:sz="4" w:color="808080"/>
-              <w:bottom w:val="single" w:sz="4" w:color="808080"/>
-              <w:right w:val="single" w:sz="4" w:color="808080"/>
+              <w:top w:val="single" w:sz="4" w:color="B0B0B0"/>
+              <w:left w:val="single" w:sz="4" w:color="B0B0B0"/>
+              <w:bottom w:val="single" w:sz="4" w:color="B0B0B0"/>
+              <w:right w:val="single" w:sz="4" w:color="B0B0B0"/>
             </w:tcBorders>
+            <w:shd w:val="clear" w:color="auto" w:fill="F0F4F8"/>
           </w:tcPr>
           <w:p>
+            <w:pPr>
+              <w:spacing w:after="0"/>
+            </w:pPr>
             <w:r>
               <w:rPr>
                 <w:b/>
-                <w:sz w:val="20"/>
+                <w:color w:val="404040"/>
+                <w:sz w:val="18"/>
               </w:rPr>
               <w:t>F.I.SH.</w:t>
             </w:r>
@@ -209,21 +248,73 @@
         </w:tc>
         <w:tc>
           <w:tcPr>
-            <w:tcW w:type="dxa" w:w="6520"/>
+            <w:tcW w:type="dxa" w:w="3685"/>
             <w:vAlign w:val="center"/>
             <w:tcBorders>
-              <w:top w:val="single" w:sz="4" w:color="808080"/>
-              <w:left w:val="single" w:sz="4" w:color="808080"/>
-              <w:bottom w:val="single" w:sz="4" w:color="808080"/>
-              <w:right w:val="single" w:sz="4" w:color="808080"/>
+              <w:top w:val="single" w:sz="4" w:color="B0B0B0"/>
+              <w:left w:val="single" w:sz="4" w:color="B0B0B0"/>
+              <w:bottom w:val="single" w:sz="4" w:color="B0B0B0"/>
+              <w:right w:val="single" w:sz="4" w:color="B0B0B0"/>
             </w:tcBorders>
           </w:tcPr>
           <w:p>
+            <w:pPr>
+              <w:spacing w:after="0"/>
+            </w:pPr>
             <w:r>
               <w:rPr>
-                <w:sz w:val="22"/>
+                <w:sz w:val="20"/>
               </w:rPr>
               <w:t>{{ patient.full_name }}</w:t>
+            </w:r>
+          </w:p>
+        </w:tc>
+        <w:tc>
+          <w:tcPr>
+            <w:tcW w:type="dxa" w:w="1701"/>
+            <w:vAlign w:val="center"/>
+            <w:tcBorders>
+              <w:top w:val="single" w:sz="4" w:color="B0B0B0"/>
+              <w:left w:val="single" w:sz="4" w:color="B0B0B0"/>
+              <w:bottom w:val="single" w:sz="4" w:color="B0B0B0"/>
+              <w:right w:val="single" w:sz="4" w:color="B0B0B0"/>
+            </w:tcBorders>
+            <w:shd w:val="clear" w:color="auto" w:fill="F0F4F8"/>
+          </w:tcPr>
+          <w:p>
+            <w:pPr>
+              <w:spacing w:after="0"/>
+            </w:pPr>
+            <w:r>
+              <w:rPr>
+                <w:b/>
+                <w:color w:val="404040"/>
+                <w:sz w:val="18"/>
+              </w:rPr>
+              <w:t>Tug'ilgan y.</w:t>
+            </w:r>
+          </w:p>
+        </w:tc>
+        <w:tc>
+          <w:tcPr>
+            <w:tcW w:type="dxa" w:w="2551"/>
+            <w:vAlign w:val="center"/>
+            <w:tcBorders>
+              <w:top w:val="single" w:sz="4" w:color="B0B0B0"/>
+              <w:left w:val="single" w:sz="4" w:color="B0B0B0"/>
+              <w:bottom w:val="single" w:sz="4" w:color="B0B0B0"/>
+              <w:right w:val="single" w:sz="4" w:color="B0B0B0"/>
+            </w:tcBorders>
+          </w:tcPr>
+          <w:p>
+            <w:pPr>
+              <w:spacing w:after="0"/>
+            </w:pPr>
+            <w:r>
+              <w:rPr>
+                <w:sz w:val="20"/>
+              </w:rPr>
+              <w:t>{{ patient.birth_year }} ({{ patient.age }} y)</w:t>
             </w:r>
           </w:p>
         </w:tc>
@@ -231,63 +322,25 @@
       <w:tr>
         <w:tc>
           <w:tcPr>
-            <w:tcW w:type="dxa" w:w="3118"/>
+            <w:tcW w:type="dxa" w:w="1701"/>
             <w:vAlign w:val="center"/>
             <w:tcBorders>
-              <w:top w:val="single" w:sz="4" w:color="808080"/>
-              <w:left w:val="single" w:sz="4" w:color="808080"/>
-              <w:bottom w:val="single" w:sz="4" w:color="808080"/>
-              <w:right w:val="single" w:sz="4" w:color="808080"/>
+              <w:top w:val="single" w:sz="4" w:color="B0B0B0"/>
+              <w:left w:val="single" w:sz="4" w:color="B0B0B0"/>
+              <w:bottom w:val="single" w:sz="4" w:color="B0B0B0"/>
+              <w:right w:val="single" w:sz="4" w:color="B0B0B0"/>
             </w:tcBorders>
+            <w:shd w:val="clear" w:color="auto" w:fill="F0F4F8"/>
           </w:tcPr>
           <w:p>
+            <w:pPr>
+              <w:spacing w:after="0"/>
+            </w:pPr>
             <w:r>
               <w:rPr>
                 <w:b/>
-                <w:sz w:val="20"/>
-              </w:rPr>
-              <w:t>Tug'ilgan yili</w:t>
-            </w:r>
-          </w:p>
-        </w:tc>
-        <w:tc>
-          <w:tcPr>
-            <w:tcW w:type="dxa" w:w="6520"/>
-            <w:vAlign w:val="center"/>
-            <w:tcBorders>
-              <w:top w:val="single" w:sz="4" w:color="808080"/>
-              <w:left w:val="single" w:sz="4" w:color="808080"/>
-              <w:bottom w:val="single" w:sz="4" w:color="808080"/>
-              <w:right w:val="single" w:sz="4" w:color="808080"/>
-            </w:tcBorders>
-          </w:tcPr>
-          <w:p>
-            <w:r>
-              <w:rPr>
-                <w:sz w:val="22"/>
-              </w:rPr>
-              <w:t>{{ patient.birth_year }}  ({{ patient.age }} yosh)</w:t>
-            </w:r>
-          </w:p>
-        </w:tc>
-      </w:tr>
-      <w:tr>
-        <w:tc>
-          <w:tcPr>
-            <w:tcW w:type="dxa" w:w="3118"/>
-            <w:vAlign w:val="center"/>
-            <w:tcBorders>
-              <w:top w:val="single" w:sz="4" w:color="808080"/>
-              <w:left w:val="single" w:sz="4" w:color="808080"/>
-              <w:bottom w:val="single" w:sz="4" w:color="808080"/>
-              <w:right w:val="single" w:sz="4" w:color="808080"/>
-            </w:tcBorders>
-          </w:tcPr>
-          <w:p>
-            <w:r>
-              <w:rPr>
-                <w:b/>
-                <w:sz w:val="20"/>
+                <w:color w:val="404040"/>
+                <w:sz w:val="18"/>
               </w:rPr>
               <w:t>Manzil</w:t>
             </w:r>
@@ -295,42 +348,48 @@
         </w:tc>
         <w:tc>
           <w:tcPr>
-            <w:tcW w:type="dxa" w:w="6520"/>
+            <w:tcW w:type="dxa" w:w="3685"/>
             <w:vAlign w:val="center"/>
             <w:tcBorders>
-              <w:top w:val="single" w:sz="4" w:color="808080"/>
-              <w:left w:val="single" w:sz="4" w:color="808080"/>
-              <w:bottom w:val="single" w:sz="4" w:color="808080"/>
-              <w:right w:val="single" w:sz="4" w:color="808080"/>
+              <w:top w:val="single" w:sz="4" w:color="B0B0B0"/>
+              <w:left w:val="single" w:sz="4" w:color="B0B0B0"/>
+              <w:bottom w:val="single" w:sz="4" w:color="B0B0B0"/>
+              <w:right w:val="single" w:sz="4" w:color="B0B0B0"/>
             </w:tcBorders>
           </w:tcPr>
           <w:p>
+            <w:pPr>
+              <w:spacing w:after="0"/>
+            </w:pPr>
             <w:r>
               <w:rPr>
-                <w:sz w:val="22"/>
+                <w:sz w:val="20"/>
               </w:rPr>
               <w:t>{{ patient.address }}</w:t>
             </w:r>
           </w:p>
         </w:tc>
-      </w:tr>
-      <w:tr>
         <w:tc>
           <w:tcPr>
-            <w:tcW w:type="dxa" w:w="3118"/>
+            <w:tcW w:type="dxa" w:w="1701"/>
             <w:vAlign w:val="center"/>
             <w:tcBorders>
-              <w:top w:val="single" w:sz="4" w:color="808080"/>
-              <w:left w:val="single" w:sz="4" w:color="808080"/>
-              <w:bottom w:val="single" w:sz="4" w:color="808080"/>
-              <w:right w:val="single" w:sz="4" w:color="808080"/>
+              <w:top w:val="single" w:sz="4" w:color="B0B0B0"/>
+              <w:left w:val="single" w:sz="4" w:color="B0B0B0"/>
+              <w:bottom w:val="single" w:sz="4" w:color="B0B0B0"/>
+              <w:right w:val="single" w:sz="4" w:color="B0B0B0"/>
             </w:tcBorders>
+            <w:shd w:val="clear" w:color="auto" w:fill="F0F4F8"/>
           </w:tcPr>
           <w:p>
+            <w:pPr>
+              <w:spacing w:after="0"/>
+            </w:pPr>
             <w:r>
               <w:rPr>
                 <w:b/>
-                <w:sz w:val="20"/>
+                <w:color w:val="404040"/>
+                <w:sz w:val="18"/>
               </w:rPr>
               <w:t>Telefon</w:t>
             </w:r>
@@ -338,19 +397,22 @@
         </w:tc>
         <w:tc>
           <w:tcPr>
-            <w:tcW w:type="dxa" w:w="6520"/>
+            <w:tcW w:type="dxa" w:w="2551"/>
             <w:vAlign w:val="center"/>
             <w:tcBorders>
-              <w:top w:val="single" w:sz="4" w:color="808080"/>
-              <w:left w:val="single" w:sz="4" w:color="808080"/>
-              <w:bottom w:val="single" w:sz="4" w:color="808080"/>
-              <w:right w:val="single" w:sz="4" w:color="808080"/>
+              <w:top w:val="single" w:sz="4" w:color="B0B0B0"/>
+              <w:left w:val="single" w:sz="4" w:color="B0B0B0"/>
+              <w:bottom w:val="single" w:sz="4" w:color="B0B0B0"/>
+              <w:right w:val="single" w:sz="4" w:color="B0B0B0"/>
             </w:tcBorders>
           </w:tcPr>
           <w:p>
+            <w:pPr>
+              <w:spacing w:after="0"/>
+            </w:pPr>
             <w:r>
               <w:rPr>
-                <w:sz w:val="22"/>
+                <w:sz w:val="20"/>
               </w:rPr>
               <w:t>{{ patient.phone }}</w:t>
             </w:r>
@@ -358,165 +420,221 @@
         </w:tc>
       </w:tr>
     </w:tbl>
-    <w:p/>
     <w:p>
       <w:pPr>
-        <w:jc w:val="left"/>
+        <w:spacing w:before="60" w:after="20"/>
       </w:pPr>
       <w:r>
         <w:rPr>
           <w:b/>
           <w:color w:val="111111"/>
-          <w:sz w:val="24"/>
+          <w:sz w:val="20"/>
         </w:rPr>
-        <w:t>SHIKOYATLAR</w:t>
+        <w:t xml:space="preserve">SHIKOYATLAR / ЖАЛОБЫ: </w:t>
       </w:r>
-    </w:p>
-    <w:p>
       <w:r>
         <w:rPr>
           <w:b w:val="0"/>
-          <w:sz w:val="22"/>
+          <w:sz w:val="20"/>
         </w:rPr>
         <w:t>{{ reception.complaints_text }}</w:t>
       </w:r>
     </w:p>
-    <w:p/>
     <w:p>
       <w:pPr>
-        <w:jc w:val="left"/>
+        <w:spacing w:before="60" w:after="20"/>
       </w:pPr>
       <w:r>
         <w:rPr>
           <w:b/>
           <w:color w:val="111111"/>
-          <w:sz w:val="24"/>
+          <w:sz w:val="20"/>
         </w:rPr>
-        <w:t>ANAMNEZ</w:t>
+        <w:t xml:space="preserve">ANAMNEZ / АНАМНЕЗ: </w:t>
       </w:r>
-    </w:p>
-    <w:p>
       <w:r>
         <w:rPr>
           <w:b w:val="0"/>
-          <w:sz w:val="22"/>
+          <w:sz w:val="20"/>
         </w:rPr>
         <w:t>{{ reception.anamnesis }}</w:t>
       </w:r>
     </w:p>
-    <w:p/>
     <w:p>
       <w:pPr>
-        <w:jc w:val="left"/>
+        <w:spacing w:before="60" w:after="20"/>
       </w:pPr>
       <w:r>
         <w:rPr>
           <w:b/>
           <w:color w:val="111111"/>
-          <w:sz w:val="24"/>
+          <w:sz w:val="20"/>
         </w:rPr>
-        <w:t>LOR STATUS</w:t>
+        <w:t xml:space="preserve">LOR STATUS / ЛОР СТАТУС: </w:t>
       </w:r>
-    </w:p>
-    <w:p>
       <w:r>
         <w:rPr>
           <w:b w:val="0"/>
-          <w:sz w:val="22"/>
+          <w:sz w:val="20"/>
         </w:rPr>
         <w:t>{{ reception.lor_status_text }}</w:t>
       </w:r>
     </w:p>
-    <w:p/>
     <w:p>
       <w:pPr>
-        <w:jc w:val="left"/>
+        <w:spacing w:before="60" w:after="20"/>
       </w:pPr>
       <w:r>
         <w:rPr>
           <w:b/>
           <w:color w:val="111111"/>
-          <w:sz w:val="24"/>
+          <w:sz w:val="20"/>
         </w:rPr>
-        <w:t>TASHXIS</w:t>
+        <w:t xml:space="preserve">TASHXIS / ДИАГНОЗ: </w:t>
       </w:r>
-    </w:p>
-    <w:p>
-      <w:r>
-        <w:rPr>
-          <w:b/>
-          <w:sz w:val="24"/>
-        </w:rPr>
-        <w:t>{{ reception.diagnosis }}</w:t>
-      </w:r>
-    </w:p>
-    <w:p/>
-    <w:p>
-      <w:pPr>
-        <w:jc w:val="left"/>
-      </w:pPr>
-      <w:r>
-        <w:rPr>
-          <w:b/>
-          <w:color w:val="111111"/>
-          <w:sz w:val="24"/>
-        </w:rPr>
-        <w:t>TAVSIYA</w:t>
-      </w:r>
-    </w:p>
-    <w:p>
-      <w:r>
-        <w:rPr>
-          <w:b w:val="0"/>
-          <w:sz w:val="22"/>
-        </w:rPr>
-        <w:t>{{ reception.recommendation }}</w:t>
-      </w:r>
-    </w:p>
-    <w:p/>
-    <w:p/>
-    <w:p>
       <w:r>
         <w:rPr>
           <w:b/>
           <w:sz w:val="22"/>
         </w:rPr>
-        <w:t>Shifokor: {{ doctor.full_name }}</w:t>
-      </w:r>
-      <w:r>
-        <w:tab/>
-        <w:tab/>
-        <w:tab/>
-        <w:tab/>
-      </w:r>
-      <w:r>
-        <w:rPr>
-          <w:sz w:val="22"/>
-        </w:rPr>
-        <w:t>Imzo: ______________________</w:t>
+        <w:t>{{ reception.diagnosis }}</w:t>
       </w:r>
     </w:p>
     <w:p>
-      <w:r>
-        <w:rPr>
-          <w:color w:val="606060"/>
-          <w:sz w:val="20"/>
-        </w:rPr>
-        <w:t>Tel: {{ doctor.phone }}</w:t>
-      </w:r>
+      <w:pPr>
+        <w:spacing w:before="0" w:after="40"/>
+      </w:pPr>
     </w:p>
-    <w:p>
-      <w:r>
-        <w:rPr>
-          <w:color w:val="808080"/>
-          <w:sz w:val="18"/>
-        </w:rPr>
-        <w:t>Hujjat sanasi: {{ today }}</w:t>
-      </w:r>
-    </w:p>
+    <w:tbl>
+      <w:tblPr>
+        <w:tblW w:type="auto" w:w="0"/>
+        <w:tblLayout w:type="fixed"/>
+        <w:tblLook w:firstColumn="1" w:firstRow="1" w:lastColumn="0" w:lastRow="0" w:noHBand="0" w:noVBand="1" w:val="04A0"/>
+      </w:tblPr>
+      <w:tblGrid>
+        <w:gridCol w:w="10540"/>
+      </w:tblGrid>
+      <w:tr>
+        <w:tc>
+          <w:tcPr>
+            <w:tcW w:type="dxa" w:w="9638"/>
+            <w:tcBorders>
+              <w:top w:val="single" w:sz="14" w:color="0A3566"/>
+              <w:left w:val="single" w:sz="14" w:color="0A3566"/>
+              <w:bottom w:val="single" w:sz="14" w:color="0A3566"/>
+              <w:right w:val="single" w:sz="14" w:color="0A3566"/>
+            </w:tcBorders>
+            <w:shd w:val="clear" w:color="auto" w:fill="EAF3FA"/>
+          </w:tcPr>
+          <w:p>
+            <w:pPr>
+              <w:spacing w:before="40" w:after="40"/>
+            </w:pPr>
+            <w:r>
+              <w:rPr>
+                <w:b/>
+                <w:color w:val="0A3566"/>
+                <w:sz w:val="22"/>
+              </w:rPr>
+              <w:t>TAVSIYA  /  РЕКОМЕНДАЦИЯ</w:t>
+            </w:r>
+          </w:p>
+          <w:p>
+            <w:pPr>
+              <w:spacing w:before="20" w:after="60"/>
+            </w:pPr>
+            <w:r>
+              <w:rPr>
+                <w:sz w:val="22"/>
+              </w:rPr>
+              <w:t>{{ reception.recommendation }}</w:t>
+            </w:r>
+          </w:p>
+        </w:tc>
+      </w:tr>
+    </w:tbl>
+    <w:p/>
+    <w:tbl>
+      <w:tblPr>
+        <w:tblW w:type="auto" w:w="0"/>
+        <w:tblLayout w:type="autofit"/>
+        <w:tblLook w:firstColumn="1" w:firstRow="1" w:lastColumn="0" w:lastRow="0" w:noHBand="0" w:noVBand="1" w:val="04A0"/>
+      </w:tblPr>
+      <w:tblGrid>
+        <w:gridCol w:w="5270"/>
+        <w:gridCol w:w="5270"/>
+      </w:tblGrid>
+      <w:tr>
+        <w:tc>
+          <w:tcPr>
+            <w:tcW w:type="dxa" w:w="6236"/>
+          </w:tcPr>
+          <w:p>
+            <w:pPr>
+              <w:spacing w:after="0"/>
+            </w:pPr>
+            <w:r>
+              <w:rPr>
+                <w:b/>
+                <w:sz w:val="20"/>
+              </w:rPr>
+              <w:t xml:space="preserve">Shifokor / Врач: </w:t>
+            </w:r>
+            <w:r>
+              <w:rPr>
+                <w:sz w:val="20"/>
+              </w:rPr>
+              <w:t>{{ doctor.full_name }}</w:t>
+            </w:r>
+          </w:p>
+          <w:p>
+            <w:pPr>
+              <w:spacing w:after="0"/>
+            </w:pPr>
+            <w:r>
+              <w:rPr>
+                <w:color w:val="606060"/>
+                <w:sz w:val="18"/>
+              </w:rPr>
+              <w:t>Tel: {{ doctor.phone }}</w:t>
+            </w:r>
+          </w:p>
+        </w:tc>
+        <w:tc>
+          <w:tcPr>
+            <w:tcW w:type="dxa" w:w="3402"/>
+          </w:tcPr>
+          <w:p>
+            <w:pPr>
+              <w:spacing w:after="0"/>
+              <w:jc w:val="right"/>
+            </w:pPr>
+            <w:r>
+              <w:rPr>
+                <w:sz w:val="20"/>
+              </w:rPr>
+              <w:t>Imzo: ______________________</w:t>
+            </w:r>
+          </w:p>
+          <w:p>
+            <w:pPr>
+              <w:spacing w:after="0"/>
+              <w:jc w:val="right"/>
+            </w:pPr>
+            <w:r>
+              <w:rPr>
+                <w:color w:val="606060"/>
+                <w:sz w:val="18"/>
+              </w:rPr>
+              <w:t>Sana / Дата: {{ today }}</w:t>
+            </w:r>
+          </w:p>
+        </w:tc>
+      </w:tr>
+    </w:tbl>
     <w:sectPr>
       <w:pgSz w:w="12240" w:h="15840"/>
-      <w:pgMar w:top="850" w:right="1134" w:bottom="850" w:left="1134" w:header="720" w:footer="720" w:gutter="0"/>
+      <w:pgMar w:top="567" w:right="850" w:bottom="567" w:left="850" w:header="720" w:footer="720" w:gutter="0"/>
       <w:cols w:space="720"/>
       <w:docGrid w:linePitch="360"/>
     </w:sectPr>

--- a/templates/reception_template.docx
+++ b/templates/reception_template.docx
@@ -207,219 +207,87 @@
         <w:t>Sana / Дата: {{ reception.date }}    №{{ reception.id }}</w:t>
       </w:r>
     </w:p>
-    <w:tbl>
-      <w:tblPr>
-        <w:tblW w:type="auto" w:w="0"/>
-        <w:tblLayout w:type="fixed"/>
-        <w:tblLook w:firstColumn="1" w:firstRow="1" w:lastColumn="0" w:lastRow="0" w:noHBand="0" w:noVBand="1" w:val="04A0"/>
-      </w:tblPr>
-      <w:tblGrid>
-        <w:gridCol w:w="2635"/>
-        <w:gridCol w:w="2635"/>
-        <w:gridCol w:w="2635"/>
-        <w:gridCol w:w="2635"/>
-      </w:tblGrid>
-      <w:tr>
-        <w:tc>
-          <w:tcPr>
-            <w:tcW w:type="dxa" w:w="1701"/>
-            <w:vAlign w:val="center"/>
-            <w:tcBorders>
-              <w:top w:val="single" w:sz="4" w:color="B0B0B0"/>
-              <w:left w:val="single" w:sz="4" w:color="B0B0B0"/>
-              <w:bottom w:val="single" w:sz="4" w:color="B0B0B0"/>
-              <w:right w:val="single" w:sz="4" w:color="B0B0B0"/>
-            </w:tcBorders>
-            <w:shd w:val="clear" w:color="auto" w:fill="F0F4F8"/>
-          </w:tcPr>
-          <w:p>
-            <w:pPr>
-              <w:spacing w:after="0"/>
-            </w:pPr>
-            <w:r>
-              <w:rPr>
-                <w:b/>
-                <w:color w:val="404040"/>
-                <w:sz w:val="18"/>
-              </w:rPr>
-              <w:t>F.I.SH.</w:t>
-            </w:r>
-          </w:p>
-        </w:tc>
-        <w:tc>
-          <w:tcPr>
-            <w:tcW w:type="dxa" w:w="3685"/>
-            <w:vAlign w:val="center"/>
-            <w:tcBorders>
-              <w:top w:val="single" w:sz="4" w:color="B0B0B0"/>
-              <w:left w:val="single" w:sz="4" w:color="B0B0B0"/>
-              <w:bottom w:val="single" w:sz="4" w:color="B0B0B0"/>
-              <w:right w:val="single" w:sz="4" w:color="B0B0B0"/>
-            </w:tcBorders>
-          </w:tcPr>
-          <w:p>
-            <w:pPr>
-              <w:spacing w:after="0"/>
-            </w:pPr>
-            <w:r>
-              <w:rPr>
-                <w:sz w:val="20"/>
-              </w:rPr>
-              <w:t>{{ patient.full_name }}</w:t>
-            </w:r>
-          </w:p>
-        </w:tc>
-        <w:tc>
-          <w:tcPr>
-            <w:tcW w:type="dxa" w:w="1701"/>
-            <w:vAlign w:val="center"/>
-            <w:tcBorders>
-              <w:top w:val="single" w:sz="4" w:color="B0B0B0"/>
-              <w:left w:val="single" w:sz="4" w:color="B0B0B0"/>
-              <w:bottom w:val="single" w:sz="4" w:color="B0B0B0"/>
-              <w:right w:val="single" w:sz="4" w:color="B0B0B0"/>
-            </w:tcBorders>
-            <w:shd w:val="clear" w:color="auto" w:fill="F0F4F8"/>
-          </w:tcPr>
-          <w:p>
-            <w:pPr>
-              <w:spacing w:after="0"/>
-            </w:pPr>
-            <w:r>
-              <w:rPr>
-                <w:b/>
-                <w:color w:val="404040"/>
-                <w:sz w:val="18"/>
-              </w:rPr>
-              <w:t>Tug'ilgan y.</w:t>
-            </w:r>
-          </w:p>
-        </w:tc>
-        <w:tc>
-          <w:tcPr>
-            <w:tcW w:type="dxa" w:w="2551"/>
-            <w:vAlign w:val="center"/>
-            <w:tcBorders>
-              <w:top w:val="single" w:sz="4" w:color="B0B0B0"/>
-              <w:left w:val="single" w:sz="4" w:color="B0B0B0"/>
-              <w:bottom w:val="single" w:sz="4" w:color="B0B0B0"/>
-              <w:right w:val="single" w:sz="4" w:color="B0B0B0"/>
-            </w:tcBorders>
-          </w:tcPr>
-          <w:p>
-            <w:pPr>
-              <w:spacing w:after="0"/>
-            </w:pPr>
-            <w:r>
-              <w:rPr>
-                <w:sz w:val="20"/>
-              </w:rPr>
-              <w:t>{{ patient.birth_year }} ({{ patient.age }} y)</w:t>
-            </w:r>
-          </w:p>
-        </w:tc>
-      </w:tr>
-      <w:tr>
-        <w:tc>
-          <w:tcPr>
-            <w:tcW w:type="dxa" w:w="1701"/>
-            <w:vAlign w:val="center"/>
-            <w:tcBorders>
-              <w:top w:val="single" w:sz="4" w:color="B0B0B0"/>
-              <w:left w:val="single" w:sz="4" w:color="B0B0B0"/>
-              <w:bottom w:val="single" w:sz="4" w:color="B0B0B0"/>
-              <w:right w:val="single" w:sz="4" w:color="B0B0B0"/>
-            </w:tcBorders>
-            <w:shd w:val="clear" w:color="auto" w:fill="F0F4F8"/>
-          </w:tcPr>
-          <w:p>
-            <w:pPr>
-              <w:spacing w:after="0"/>
-            </w:pPr>
-            <w:r>
-              <w:rPr>
-                <w:b/>
-                <w:color w:val="404040"/>
-                <w:sz w:val="18"/>
-              </w:rPr>
-              <w:t>Manzil</w:t>
-            </w:r>
-          </w:p>
-        </w:tc>
-        <w:tc>
-          <w:tcPr>
-            <w:tcW w:type="dxa" w:w="3685"/>
-            <w:vAlign w:val="center"/>
-            <w:tcBorders>
-              <w:top w:val="single" w:sz="4" w:color="B0B0B0"/>
-              <w:left w:val="single" w:sz="4" w:color="B0B0B0"/>
-              <w:bottom w:val="single" w:sz="4" w:color="B0B0B0"/>
-              <w:right w:val="single" w:sz="4" w:color="B0B0B0"/>
-            </w:tcBorders>
-          </w:tcPr>
-          <w:p>
-            <w:pPr>
-              <w:spacing w:after="0"/>
-            </w:pPr>
-            <w:r>
-              <w:rPr>
-                <w:sz w:val="20"/>
-              </w:rPr>
-              <w:t>{{ patient.address }}</w:t>
-            </w:r>
-          </w:p>
-        </w:tc>
-        <w:tc>
-          <w:tcPr>
-            <w:tcW w:type="dxa" w:w="1701"/>
-            <w:vAlign w:val="center"/>
-            <w:tcBorders>
-              <w:top w:val="single" w:sz="4" w:color="B0B0B0"/>
-              <w:left w:val="single" w:sz="4" w:color="B0B0B0"/>
-              <w:bottom w:val="single" w:sz="4" w:color="B0B0B0"/>
-              <w:right w:val="single" w:sz="4" w:color="B0B0B0"/>
-            </w:tcBorders>
-            <w:shd w:val="clear" w:color="auto" w:fill="F0F4F8"/>
-          </w:tcPr>
-          <w:p>
-            <w:pPr>
-              <w:spacing w:after="0"/>
-            </w:pPr>
-            <w:r>
-              <w:rPr>
-                <w:b/>
-                <w:color w:val="404040"/>
-                <w:sz w:val="18"/>
-              </w:rPr>
-              <w:t>Telefon</w:t>
-            </w:r>
-          </w:p>
-        </w:tc>
-        <w:tc>
-          <w:tcPr>
-            <w:tcW w:type="dxa" w:w="2551"/>
-            <w:vAlign w:val="center"/>
-            <w:tcBorders>
-              <w:top w:val="single" w:sz="4" w:color="B0B0B0"/>
-              <w:left w:val="single" w:sz="4" w:color="B0B0B0"/>
-              <w:bottom w:val="single" w:sz="4" w:color="B0B0B0"/>
-              <w:right w:val="single" w:sz="4" w:color="B0B0B0"/>
-            </w:tcBorders>
-          </w:tcPr>
-          <w:p>
-            <w:pPr>
-              <w:spacing w:after="0"/>
-            </w:pPr>
-            <w:r>
-              <w:rPr>
-                <w:sz w:val="20"/>
-              </w:rPr>
-              <w:t>{{ patient.phone }}</w:t>
-            </w:r>
-          </w:p>
-        </w:tc>
-      </w:tr>
-    </w:tbl>
+    <w:p>
+      <w:pPr>
+        <w:spacing w:before="60" w:after="20"/>
+      </w:pPr>
+      <w:r>
+        <w:rPr>
+          <w:b/>
+          <w:color w:val="111111"/>
+          <w:sz w:val="20"/>
+        </w:rPr>
+        <w:t xml:space="preserve">F.I.SH. / Ф.И.О.: </w:t>
+      </w:r>
+      <w:r>
+        <w:rPr>
+          <w:b w:val="0"/>
+          <w:sz w:val="20"/>
+        </w:rPr>
+        <w:t>{{ patient.full_name }}</w:t>
+      </w:r>
+    </w:p>
+    <w:p>
+      <w:pPr>
+        <w:spacing w:before="60" w:after="20"/>
+      </w:pPr>
+      <w:r>
+        <w:rPr>
+          <w:b/>
+          <w:color w:val="111111"/>
+          <w:sz w:val="20"/>
+        </w:rPr>
+        <w:t xml:space="preserve">Tug'ilgan yili / Год рождения: </w:t>
+      </w:r>
+      <w:r>
+        <w:rPr>
+          <w:b w:val="0"/>
+          <w:sz w:val="20"/>
+        </w:rPr>
+        <w:t>{{ patient.birth_year }} ({{ patient.age }} yosh / лет)</w:t>
+      </w:r>
+    </w:p>
+    <w:p>
+      <w:pPr>
+        <w:spacing w:before="60" w:after="20"/>
+      </w:pPr>
+      <w:r>
+        <w:rPr>
+          <w:b/>
+          <w:color w:val="111111"/>
+          <w:sz w:val="20"/>
+        </w:rPr>
+        <w:t xml:space="preserve">Manzil / Адрес: </w:t>
+      </w:r>
+      <w:r>
+        <w:rPr>
+          <w:b w:val="0"/>
+          <w:sz w:val="20"/>
+        </w:rPr>
+        <w:t>{{ patient.address }}</w:t>
+      </w:r>
+    </w:p>
+    <w:p>
+      <w:pPr>
+        <w:spacing w:before="60" w:after="20"/>
+      </w:pPr>
+      <w:r>
+        <w:rPr>
+          <w:b/>
+          <w:color w:val="111111"/>
+          <w:sz w:val="20"/>
+        </w:rPr>
+        <w:t xml:space="preserve">Telefon / Телефон: </w:t>
+      </w:r>
+      <w:r>
+        <w:rPr>
+          <w:b w:val="0"/>
+          <w:sz w:val="20"/>
+        </w:rPr>
+        <w:t>{{ patient.phone }}</w:t>
+      </w:r>
+    </w:p>
+    <w:p/>
     <w:p>
       <w:pPr>
         <w:spacing w:before="60" w:after="20"/>
@@ -554,84 +422,47 @@
       </w:tr>
     </w:tbl>
     <w:p/>
-    <w:tbl>
-      <w:tblPr>
-        <w:tblW w:type="auto" w:w="0"/>
-        <w:tblLayout w:type="autofit"/>
-        <w:tblLook w:firstColumn="1" w:firstRow="1" w:lastColumn="0" w:lastRow="0" w:noHBand="0" w:noVBand="1" w:val="04A0"/>
-      </w:tblPr>
-      <w:tblGrid>
-        <w:gridCol w:w="5270"/>
-        <w:gridCol w:w="5270"/>
-      </w:tblGrid>
-      <w:tr>
-        <w:tc>
-          <w:tcPr>
-            <w:tcW w:type="dxa" w:w="6236"/>
-          </w:tcPr>
-          <w:p>
-            <w:pPr>
-              <w:spacing w:after="0"/>
-            </w:pPr>
-            <w:r>
-              <w:rPr>
-                <w:b/>
-                <w:sz w:val="20"/>
-              </w:rPr>
-              <w:t xml:space="preserve">Shifokor / Врач: </w:t>
-            </w:r>
-            <w:r>
-              <w:rPr>
-                <w:sz w:val="20"/>
-              </w:rPr>
-              <w:t>{{ doctor.full_name }}</w:t>
-            </w:r>
-          </w:p>
-          <w:p>
-            <w:pPr>
-              <w:spacing w:after="0"/>
-            </w:pPr>
-            <w:r>
-              <w:rPr>
-                <w:color w:val="606060"/>
-                <w:sz w:val="18"/>
-              </w:rPr>
-              <w:t>Tel: {{ doctor.phone }}</w:t>
-            </w:r>
-          </w:p>
-        </w:tc>
-        <w:tc>
-          <w:tcPr>
-            <w:tcW w:type="dxa" w:w="3402"/>
-          </w:tcPr>
-          <w:p>
-            <w:pPr>
-              <w:spacing w:after="0"/>
-              <w:jc w:val="right"/>
-            </w:pPr>
-            <w:r>
-              <w:rPr>
-                <w:sz w:val="20"/>
-              </w:rPr>
-              <w:t>Imzo: ______________________</w:t>
-            </w:r>
-          </w:p>
-          <w:p>
-            <w:pPr>
-              <w:spacing w:after="0"/>
-              <w:jc w:val="right"/>
-            </w:pPr>
-            <w:r>
-              <w:rPr>
-                <w:color w:val="606060"/>
-                <w:sz w:val="18"/>
-              </w:rPr>
-              <w:t>Sana / Дата: {{ today }}</w:t>
-            </w:r>
-          </w:p>
-        </w:tc>
-      </w:tr>
-    </w:tbl>
+    <w:p>
+      <w:pPr>
+        <w:spacing w:before="120" w:after="0"/>
+      </w:pPr>
+      <w:r>
+        <w:rPr>
+          <w:b/>
+          <w:sz w:val="20"/>
+        </w:rPr>
+        <w:t xml:space="preserve">Shifokor / Врач: </w:t>
+      </w:r>
+      <w:r>
+        <w:rPr>
+          <w:sz w:val="20"/>
+        </w:rPr>
+        <w:t>{{ doctor.full_name }}</w:t>
+      </w:r>
+    </w:p>
+    <w:p>
+      <w:pPr>
+        <w:spacing w:after="80"/>
+      </w:pPr>
+      <w:r>
+        <w:rPr>
+          <w:color w:val="606060"/>
+          <w:sz w:val="18"/>
+        </w:rPr>
+        <w:t>Tel: {{ doctor.phone }}</w:t>
+      </w:r>
+    </w:p>
+    <w:p>
+      <w:pPr>
+        <w:spacing w:after="0"/>
+      </w:pPr>
+      <w:r>
+        <w:rPr>
+          <w:sz w:val="20"/>
+        </w:rPr>
+        <w:t>Imzo / Подпись: ______________________</w:t>
+      </w:r>
+    </w:p>
     <w:sectPr>
       <w:pgSz w:w="12240" w:h="15840"/>
       <w:pgMar w:top="567" w:right="850" w:bottom="567" w:left="850" w:header="720" w:footer="720" w:gutter="0"/>

--- a/templates/reception_template.docx
+++ b/templates/reception_template.docx
@@ -204,7 +204,7 @@
           <w:color w:val="555555"/>
           <w:sz w:val="18"/>
         </w:rPr>
-        <w:t>Sana / Дата: {{ reception.date }}    №{{ reception.id }}</w:t>
+        <w:t>Sana / Дата: {{ reception.date }}</w:t>
       </w:r>
     </w:p>
     <w:p>
